--- a/EventManagementSys.api/EventManagement_FRD.docx
+++ b/EventManagementSys.api/EventManagement_FRD.docx
@@ -34,7 +34,21 @@
         <w:rPr>
           <w:i/>
         </w:rPr>
-        <w:t>FRD v1.0 | EventManagementSys.api | 20 October 2026</w:t>
+        <w:t xml:space="preserve">FRD v1.0 | </w:t>
+      </w:r>
+      <w:proofErr w:type="spellStart"/>
+      <w:r>
+        <w:rPr>
+          <w:i/>
+        </w:rPr>
+        <w:t>EventManagementSys</w:t>
+      </w:r>
+      <w:proofErr w:type="spellEnd"/>
+      <w:r>
+        <w:rPr>
+          <w:i/>
+        </w:rPr>
+        <w:t xml:space="preserve"> | 20 October 2026</w:t>
       </w:r>
     </w:p>
     <w:p>
@@ -170,8 +184,13 @@
             <w:vAlign w:val="center"/>
           </w:tcPr>
           <w:p>
-            <w:r>
-              <w:t>EventManagementSys.api implementation and Event Management BRD</w:t>
+            <w:proofErr w:type="spellStart"/>
+            <w:r>
+              <w:t>EventManagementSys</w:t>
+            </w:r>
+            <w:proofErr w:type="spellEnd"/>
+            <w:r>
+              <w:t xml:space="preserve"> implementation</w:t>
             </w:r>
           </w:p>
         </w:tc>
@@ -301,7 +320,15 @@
     </w:p>
     <w:p>
       <w:r>
-        <w:t>This FRD describes the Event Management System implemented in EventManagementSys.api: event, participant, employee-task, organization, and venue workflows, validation, authentication, and acceptance behavior.</w:t>
+        <w:t xml:space="preserve">This FRD describes the Event Management System implemented in </w:t>
+      </w:r>
+      <w:proofErr w:type="spellStart"/>
+      <w:r>
+        <w:t>EventManagementSys.api</w:t>
+      </w:r>
+      <w:proofErr w:type="spellEnd"/>
+      <w:r>
+        <w:t>: event, participant, employee-task, organization, and venue workflows, validation, authentication, and acceptance behavior.</w:t>
       </w:r>
     </w:p>
     <w:p>
@@ -970,11 +997,11 @@
         <w:tblLook w:val="04A0" w:firstRow="1" w:lastRow="0" w:firstColumn="1" w:lastColumn="0" w:noHBand="0" w:noVBand="1"/>
       </w:tblPr>
       <w:tblGrid>
-        <w:gridCol w:w="824"/>
-        <w:gridCol w:w="1642"/>
-        <w:gridCol w:w="1681"/>
-        <w:gridCol w:w="4370"/>
-        <w:gridCol w:w="1779"/>
+        <w:gridCol w:w="1509"/>
+        <w:gridCol w:w="1857"/>
+        <w:gridCol w:w="1962"/>
+        <w:gridCol w:w="3162"/>
+        <w:gridCol w:w="1806"/>
       </w:tblGrid>
       <w:tr>
         <w:trPr>
@@ -1424,10 +1451,6 @@
             <w:r>
               <w:t>FR-007</w:t>
             </w:r>
-            <w:r>
-              <w:lastRenderedPageBreak/>
-              <w:t/>
-            </w:r>
           </w:p>
         </w:tc>
         <w:tc>
@@ -1437,12 +1460,7 @@
           </w:tcPr>
           <w:p>
             <w:r>
-              <w:lastRenderedPageBreak/>
-              <w:t xml:space="preserve">Registration</w:t>
-            </w:r>
-            <w:r>
-              <w:lastRenderedPageBreak/>
-              <w:t/>
+              <w:t>Registration</w:t>
             </w:r>
           </w:p>
         </w:tc>
@@ -1453,12 +1471,7 @@
           </w:tcPr>
           <w:p>
             <w:r>
-              <w:lastRenderedPageBreak/>
-              <w:t xml:space="preserve">Attendee manages registration.</w:t>
-            </w:r>
-            <w:r>
-              <w:lastRenderedPageBreak/>
-              <w:t/>
+              <w:t>Attendee manages registration.</w:t>
             </w:r>
           </w:p>
         </w:tc>
@@ -1469,7 +1482,6 @@
           </w:tcPr>
           <w:p>
             <w:r>
-              <w:lastRenderedPageBreak/>
               <w:t>Register/list/cancel.</w:t>
             </w:r>
           </w:p>
@@ -1481,11 +1493,7 @@
           </w:tcPr>
           <w:p>
             <w:r>
-              <w:t xml:space="preserve">Service applies registration rules.</w:t>
-            </w:r>
-            <w:r>
-              <w:lastRenderedPageBreak/>
-              <w:t/>
+              <w:t>Service applies registration rules.</w:t>
             </w:r>
           </w:p>
         </w:tc>
@@ -1501,7 +1509,6 @@
           </w:tcPr>
           <w:p>
             <w:r>
-              <w:lastRenderedPageBreak/>
               <w:t>FR-008</w:t>
             </w:r>
           </w:p>
@@ -1682,6 +1689,7 @@
           </w:tcPr>
           <w:p>
             <w:r>
+              <w:lastRenderedPageBreak/>
               <w:t>FR-011</w:t>
             </w:r>
           </w:p>
@@ -1977,7 +1985,31 @@
         <w:pStyle w:val="ListBullet"/>
       </w:pPr>
       <w:r>
-        <w:t>ASP.NET Core configures JwtBearer through Microsoft.Identity.Web/AzureAd; role claims use the roles claim.</w:t>
+        <w:t xml:space="preserve">ASP.NET Core configures </w:t>
+      </w:r>
+      <w:proofErr w:type="spellStart"/>
+      <w:r>
+        <w:t>JwtBearer</w:t>
+      </w:r>
+      <w:proofErr w:type="spellEnd"/>
+      <w:r>
+        <w:t xml:space="preserve"> through </w:t>
+      </w:r>
+      <w:proofErr w:type="spellStart"/>
+      <w:r>
+        <w:t>Microsoft.Identity.Web</w:t>
+      </w:r>
+      <w:proofErr w:type="spellEnd"/>
+      <w:r>
+        <w:t>/</w:t>
+      </w:r>
+      <w:proofErr w:type="spellStart"/>
+      <w:r>
+        <w:t>AzureAd</w:t>
+      </w:r>
+      <w:proofErr w:type="spellEnd"/>
+      <w:r>
+        <w:t>; role claims use the roles claim.</w:t>
       </w:r>
     </w:p>
     <w:p>
@@ -1991,19 +2023,7 @@
         <w:rPr>
           <w:color w:val="000000" w:themeColor="text1"/>
         </w:rPr>
-        <w:t xml:space="preserve">7.2 Event and Participant Management</w:t>
-      </w:r>
-      <w:r>
-        <w:rPr>
-          <w:color w:val="000000" w:themeColor="text1"/>
-        </w:rPr>
-        <w:t/>
-      </w:r>
-      <w:r>
-        <w:rPr>
-          <w:color w:val="000000" w:themeColor="text1"/>
-        </w:rPr>
-        <w:t xml:space="preserve"/>
+        <w:t>7.2 Event and Participant Management</w:t>
       </w:r>
     </w:p>
     <w:p>
@@ -2019,7 +2039,6 @@
         <w:pStyle w:val="ListBullet"/>
       </w:pPr>
       <w:r>
-        <w:lastRenderedPageBreak/>
         <w:t>Read: Events and venues are public; other access follows action authorization attributes.</w:t>
       </w:r>
     </w:p>
@@ -2036,7 +2055,15 @@
         <w:pStyle w:val="ListBullet"/>
       </w:pPr>
       <w:r>
-        <w:t>Cancel: Events use a cancellation route; EventController has no general event-delete route.</w:t>
+        <w:t xml:space="preserve">Cancel: Events use a cancellation route; </w:t>
+      </w:r>
+      <w:proofErr w:type="spellStart"/>
+      <w:r>
+        <w:t>EventController</w:t>
+      </w:r>
+      <w:proofErr w:type="spellEnd"/>
+      <w:r>
+        <w:t xml:space="preserve"> has no general event-delete route.</w:t>
       </w:r>
     </w:p>
     <w:p>
@@ -2051,8 +2078,13 @@
       <w:pPr>
         <w:pStyle w:val="ListBullet"/>
       </w:pPr>
+      <w:proofErr w:type="spellStart"/>
       <w:r>
-        <w:t>EventAttendee links attendees to events and tracks registration time/cancellation.</w:t>
+        <w:t>EventAttendee</w:t>
+      </w:r>
+      <w:proofErr w:type="spellEnd"/>
+      <w:r>
+        <w:t xml:space="preserve"> links attendees to events and tracks registration time/cancellation.</w:t>
       </w:r>
     </w:p>
     <w:p>
@@ -2067,18 +2099,6 @@
           <w:color w:val="000000" w:themeColor="text1"/>
         </w:rPr>
         <w:t>7.3 Event and Task Status</w:t>
-      </w:r>
-      <w:r>
-        <w:rPr>
-          <w:color w:val="000000" w:themeColor="text1"/>
-        </w:rPr>
-        <w:t xml:space="preserve"/>
-      </w:r>
-      <w:r>
-        <w:rPr>
-          <w:color w:val="000000" w:themeColor="text1"/>
-        </w:rPr>
-        <w:t xml:space="preserve"/>
       </w:r>
     </w:p>
     <w:tbl>
@@ -2233,13 +2253,7 @@
         <w:rPr>
           <w:color w:val="000000" w:themeColor="text1"/>
         </w:rPr>
-        <w:t xml:space="preserve">7.4 Event Retrieval and Calendar Views</w:t>
-      </w:r>
-      <w:r>
-        <w:rPr>
-          <w:color w:val="000000" w:themeColor="text1"/>
-        </w:rPr>
-        <w:t/>
+        <w:t>7.4 Event Retrieval and Calendar Views</w:t>
       </w:r>
     </w:p>
     <w:p>
@@ -2255,7 +2269,15 @@
         <w:pStyle w:val="ListBullet"/>
       </w:pPr>
       <w:r>
-        <w:t>Event listing supports upcomingOnly; clients use date-time values to distinguish upcoming/past events.</w:t>
+        <w:t xml:space="preserve">Event listing supports </w:t>
+      </w:r>
+      <w:proofErr w:type="spellStart"/>
+      <w:r>
+        <w:t>upcomingOnly</w:t>
+      </w:r>
+      <w:proofErr w:type="spellEnd"/>
+      <w:r>
+        <w:t>; clients use date-time values to distinguish upcoming/past events.</w:t>
       </w:r>
     </w:p>
     <w:p>
@@ -2293,13 +2315,7 @@
         <w:rPr>
           <w:color w:val="000000" w:themeColor="text1"/>
         </w:rPr>
-        <w:t xml:space="preserve">7.5 Employee Task Assignment</w:t>
-      </w:r>
-      <w:r>
-        <w:rPr>
-          <w:color w:val="000000" w:themeColor="text1"/>
-        </w:rPr>
-        <w:t/>
+        <w:t>7.5 Employee Task Assignment</w:t>
       </w:r>
     </w:p>
     <w:p>
@@ -2315,6 +2331,7 @@
         <w:pStyle w:val="ListBullet"/>
       </w:pPr>
       <w:r>
+        <w:lastRenderedPageBreak/>
         <w:t>Assignments can be listed by event, employee, or current user.</w:t>
       </w:r>
     </w:p>
@@ -2353,13 +2370,7 @@
         <w:rPr>
           <w:color w:val="000000" w:themeColor="text1"/>
         </w:rPr>
-        <w:t xml:space="preserve">7.6 Administration and Error Handling</w:t>
-      </w:r>
-      <w:r>
-        <w:rPr>
-          <w:color w:val="000000" w:themeColor="text1"/>
-        </w:rPr>
-        <w:t/>
+        <w:t>7.6 Administration and Error Handling</w:t>
       </w:r>
     </w:p>
     <w:p>
@@ -2681,11 +2692,7 @@
           </w:tcPr>
           <w:p>
             <w:r>
-              <w:t xml:space="preserve">Registration stored; feedback shown.</w:t>
-            </w:r>
-            <w:r>
-              <w:lastRenderedPageBreak/>
-              <w:t/>
+              <w:t>Registration stored; feedback shown.</w:t>
             </w:r>
           </w:p>
         </w:tc>
@@ -2701,7 +2708,6 @@
           </w:tcPr>
           <w:p>
             <w:r>
-              <w:lastRenderedPageBreak/>
               <w:t>5</w:t>
             </w:r>
           </w:p>
@@ -3075,6 +3081,7 @@
     </w:p>
     <w:p>
       <w:r>
+        <w:lastRenderedPageBreak/>
         <w:t>Entities include users, events, attendees, employees, organizations, venues, registrations, and employee-event assignments.</w:t>
       </w:r>
     </w:p>
@@ -3100,10 +3107,10 @@
         <w:tblLook w:val="04A0" w:firstRow="1" w:lastRow="0" w:firstColumn="1" w:lastColumn="0" w:noHBand="0" w:noVBand="1"/>
       </w:tblPr>
       <w:tblGrid>
-        <w:gridCol w:w="2155"/>
-        <w:gridCol w:w="3917"/>
-        <w:gridCol w:w="2134"/>
-        <w:gridCol w:w="2090"/>
+        <w:gridCol w:w="1631"/>
+        <w:gridCol w:w="4274"/>
+        <w:gridCol w:w="1582"/>
+        <w:gridCol w:w="2809"/>
       </w:tblGrid>
       <w:tr>
         <w:trPr>
@@ -3198,15 +3205,23 @@
           </w:tcPr>
           <w:p>
             <w:r>
-              <w:t>POST /api/auth/register; POST /api/auth/login</w:t>
+              <w:t>POST /</w:t>
             </w:r>
             <w:proofErr w:type="spellStart"/>
             <w:r>
-              <w:t/>
+              <w:t>api</w:t>
             </w:r>
             <w:proofErr w:type="spellEnd"/>
             <w:r>
-              <w:t/>
+              <w:t>/auth/register; POST /</w:t>
+            </w:r>
+            <w:proofErr w:type="spellStart"/>
+            <w:r>
+              <w:t>api</w:t>
+            </w:r>
+            <w:proofErr w:type="spellEnd"/>
+            <w:r>
+              <w:t>/auth/login</w:t>
             </w:r>
           </w:p>
         </w:tc>
@@ -3255,15 +3270,15 @@
           </w:tcPr>
           <w:p>
             <w:r>
-              <w:t>GET /api/auth/me</w:t>
+              <w:t>GET /</w:t>
             </w:r>
             <w:proofErr w:type="spellStart"/>
             <w:r>
-              <w:t/>
+              <w:t>api</w:t>
             </w:r>
             <w:proofErr w:type="spellEnd"/>
             <w:r>
-              <w:t/>
+              <w:t>/auth/me</w:t>
             </w:r>
           </w:p>
         </w:tc>
@@ -3312,15 +3327,31 @@
           </w:tcPr>
           <w:p>
             <w:r>
-              <w:t>GET /api/events; GET /api/events/{eventId}</w:t>
+              <w:t>GET /</w:t>
             </w:r>
             <w:proofErr w:type="spellStart"/>
             <w:r>
-              <w:t/>
+              <w:t>api</w:t>
             </w:r>
             <w:proofErr w:type="spellEnd"/>
             <w:r>
-              <w:t/>
+              <w:t>/events; GET /</w:t>
+            </w:r>
+            <w:proofErr w:type="spellStart"/>
+            <w:r>
+              <w:t>api</w:t>
+            </w:r>
+            <w:proofErr w:type="spellEnd"/>
+            <w:r>
+              <w:t>/events/{</w:t>
+            </w:r>
+            <w:proofErr w:type="spellStart"/>
+            <w:r>
+              <w:t>eventId</w:t>
+            </w:r>
+            <w:proofErr w:type="spellEnd"/>
+            <w:r>
+              <w:t>}</w:t>
             </w:r>
           </w:p>
         </w:tc>
@@ -3342,7 +3373,15 @@
           </w:tcPr>
           <w:p>
             <w:r>
-              <w:t>List (upcomingOnly) or retrieve.</w:t>
+              <w:t>List (</w:t>
+            </w:r>
+            <w:proofErr w:type="spellStart"/>
+            <w:r>
+              <w:t>upcomingOnly</w:t>
+            </w:r>
+            <w:proofErr w:type="spellEnd"/>
+            <w:r>
+              <w:t>) or retrieve.</w:t>
             </w:r>
           </w:p>
         </w:tc>
@@ -3369,15 +3408,15 @@
           </w:tcPr>
           <w:p>
             <w:r>
-              <w:t>POST /api/events</w:t>
+              <w:t>POST /</w:t>
             </w:r>
             <w:proofErr w:type="spellStart"/>
             <w:r>
-              <w:t/>
+              <w:t>api</w:t>
             </w:r>
             <w:proofErr w:type="spellEnd"/>
             <w:r>
-              <w:t/>
+              <w:t>/events</w:t>
             </w:r>
           </w:p>
         </w:tc>
@@ -3398,13 +3437,8 @@
             <w:vAlign w:val="center"/>
           </w:tcPr>
           <w:p>
-            <w:proofErr w:type="gramStart"/>
             <w:r>
               <w:t>Create event.</w:t>
-            </w:r>
-            <w:proofErr w:type="gramEnd"/>
-            <w:r>
-              <w:t xml:space="preserve"/>
             </w:r>
           </w:p>
         </w:tc>
@@ -3431,28 +3465,23 @@
           </w:tcPr>
           <w:p>
             <w:r>
-              <w:t>PUT /api/events/{eventId}</w:t>
+              <w:t>PUT /</w:t>
             </w:r>
             <w:proofErr w:type="spellStart"/>
             <w:r>
-              <w:t/>
+              <w:t>api</w:t>
             </w:r>
             <w:proofErr w:type="spellEnd"/>
             <w:r>
-              <w:t/>
-            </w:r>
-            <w:proofErr w:type="gramStart"/>
-            <w:r>
-              <w:t/>
+              <w:t>/events/{</w:t>
             </w:r>
             <w:proofErr w:type="spellStart"/>
-            <w:proofErr w:type="gramEnd"/>
-            <w:r>
-              <w:t/>
+            <w:r>
+              <w:t>eventId</w:t>
             </w:r>
             <w:proofErr w:type="spellEnd"/>
             <w:r>
-              <w:t/>
+              <w:t>}</w:t>
             </w:r>
           </w:p>
         </w:tc>
@@ -3501,15 +3530,23 @@
           </w:tcPr>
           <w:p>
             <w:r>
-              <w:t>PATCH /api/events/{eventId}/cancel</w:t>
+              <w:t>PATCH /</w:t>
             </w:r>
             <w:proofErr w:type="spellStart"/>
             <w:r>
-              <w:t/>
+              <w:t>api</w:t>
             </w:r>
             <w:proofErr w:type="spellEnd"/>
             <w:r>
-              <w:t/>
+              <w:t>/events/{</w:t>
+            </w:r>
+            <w:proofErr w:type="spellStart"/>
+            <w:r>
+              <w:t>eventId</w:t>
+            </w:r>
+            <w:proofErr w:type="spellEnd"/>
+            <w:r>
+              <w:t>}/cancel</w:t>
             </w:r>
           </w:p>
         </w:tc>
@@ -3558,28 +3595,31 @@
           </w:tcPr>
           <w:p>
             <w:r>
-              <w:t>GET /api/attendees; GET /api/attendees/{id}; GET /api/attendees/me</w:t>
+              <w:t>GET /</w:t>
             </w:r>
             <w:proofErr w:type="spellStart"/>
             <w:r>
-              <w:t/>
+              <w:t>api</w:t>
             </w:r>
             <w:proofErr w:type="spellEnd"/>
             <w:r>
-              <w:t/>
-            </w:r>
-            <w:proofErr w:type="gramStart"/>
-            <w:r>
-              <w:t/>
+              <w:t>/attendees; GET /</w:t>
             </w:r>
             <w:proofErr w:type="spellStart"/>
-            <w:proofErr w:type="gramEnd"/>
-            <w:r>
-              <w:t/>
+            <w:r>
+              <w:t>api</w:t>
             </w:r>
             <w:proofErr w:type="spellEnd"/>
             <w:r>
-              <w:t/>
+              <w:t>/attendees/{id}; GET /</w:t>
+            </w:r>
+            <w:proofErr w:type="spellStart"/>
+            <w:r>
+              <w:t>api</w:t>
+            </w:r>
+            <w:proofErr w:type="spellEnd"/>
+            <w:r>
+              <w:t>/attendees/me</w:t>
             </w:r>
           </w:p>
         </w:tc>
@@ -3628,28 +3668,15 @@
           </w:tcPr>
           <w:p>
             <w:r>
-              <w:t>POST /api/attendees</w:t>
+              <w:t>POST /</w:t>
             </w:r>
             <w:proofErr w:type="spellStart"/>
             <w:r>
-              <w:t/>
+              <w:t>api</w:t>
             </w:r>
             <w:proofErr w:type="spellEnd"/>
             <w:r>
-              <w:t/>
-            </w:r>
-            <w:proofErr w:type="gramStart"/>
-            <w:r>
-              <w:t/>
-            </w:r>
-            <w:proofErr w:type="spellStart"/>
-            <w:proofErr w:type="gramEnd"/>
-            <w:r>
-              <w:t/>
-            </w:r>
-            <w:proofErr w:type="spellEnd"/>
-            <w:r>
-              <w:t/>
+              <w:t>/attendees</w:t>
             </w:r>
           </w:p>
         </w:tc>
@@ -3699,18 +3726,15 @@
           </w:tcPr>
           <w:p>
             <w:r>
-              <w:t xml:space="preserve">PUT /api/attendees/{id}</w:t>
-            </w:r>
-            <w:r>
-              <w:t/>
+              <w:t>PUT /</w:t>
             </w:r>
             <w:proofErr w:type="spellStart"/>
             <w:r>
-              <w:t/>
+              <w:t>api</w:t>
             </w:r>
             <w:proofErr w:type="spellEnd"/>
             <w:r>
-              <w:t/>
+              <w:t>/attendees/{id}</w:t>
             </w:r>
           </w:p>
         </w:tc>
@@ -3759,28 +3783,15 @@
           </w:tcPr>
           <w:p>
             <w:r>
-              <w:t>DELETE /api/attendees/{id}</w:t>
+              <w:t>DELETE /</w:t>
             </w:r>
             <w:proofErr w:type="spellStart"/>
             <w:r>
-              <w:t/>
+              <w:t>api</w:t>
             </w:r>
             <w:proofErr w:type="spellEnd"/>
             <w:r>
-              <w:t/>
-            </w:r>
-            <w:proofErr w:type="gramStart"/>
-            <w:r>
-              <w:t/>
-            </w:r>
-            <w:proofErr w:type="spellStart"/>
-            <w:proofErr w:type="gramEnd"/>
-            <w:r>
-              <w:t/>
-            </w:r>
-            <w:proofErr w:type="spellEnd"/>
-            <w:r>
-              <w:t/>
+              <w:t>/attendees/{id}</w:t>
             </w:r>
           </w:p>
         </w:tc>
@@ -3829,28 +3840,31 @@
           </w:tcPr>
           <w:p>
             <w:r>
-              <w:t>POST /api/events/{eventId}/attendees/{attendeeId}</w:t>
+              <w:t>POST /</w:t>
             </w:r>
             <w:proofErr w:type="spellStart"/>
             <w:r>
-              <w:t/>
+              <w:t>api</w:t>
             </w:r>
             <w:proofErr w:type="spellEnd"/>
             <w:r>
-              <w:t/>
-            </w:r>
-            <w:proofErr w:type="gramStart"/>
-            <w:r>
-              <w:t/>
+              <w:t>/events/{</w:t>
             </w:r>
             <w:proofErr w:type="spellStart"/>
-            <w:proofErr w:type="gramEnd"/>
-            <w:r>
-              <w:t/>
+            <w:r>
+              <w:t>eventId</w:t>
             </w:r>
             <w:proofErr w:type="spellEnd"/>
             <w:r>
-              <w:t/>
+              <w:t>}/attendees/{</w:t>
+            </w:r>
+            <w:proofErr w:type="spellStart"/>
+            <w:r>
+              <w:t>attendeeId</w:t>
+            </w:r>
+            <w:proofErr w:type="spellEnd"/>
+            <w:r>
+              <w:t>}</w:t>
             </w:r>
           </w:p>
         </w:tc>
@@ -3899,15 +3913,23 @@
           </w:tcPr>
           <w:p>
             <w:r>
-              <w:t>POST /api/events/{eventId}/register</w:t>
+              <w:t>POST /</w:t>
             </w:r>
             <w:proofErr w:type="spellStart"/>
             <w:r>
-              <w:t/>
+              <w:t>api</w:t>
             </w:r>
             <w:proofErr w:type="spellEnd"/>
             <w:r>
-              <w:t/>
+              <w:t>/events/{</w:t>
+            </w:r>
+            <w:proofErr w:type="spellStart"/>
+            <w:r>
+              <w:t>eventId</w:t>
+            </w:r>
+            <w:proofErr w:type="spellEnd"/>
+            <w:r>
+              <w:t>}/register</w:t>
             </w:r>
           </w:p>
         </w:tc>
@@ -3956,28 +3978,23 @@
           </w:tcPr>
           <w:p>
             <w:r>
-              <w:t>DELETE /api/events/{eventId}/register</w:t>
+              <w:t>DELETE /</w:t>
             </w:r>
             <w:proofErr w:type="spellStart"/>
             <w:r>
-              <w:t/>
+              <w:t>api</w:t>
             </w:r>
             <w:proofErr w:type="spellEnd"/>
             <w:r>
-              <w:t/>
-            </w:r>
-            <w:proofErr w:type="gramStart"/>
-            <w:r>
-              <w:t/>
+              <w:t>/events/{</w:t>
             </w:r>
             <w:proofErr w:type="spellStart"/>
-            <w:proofErr w:type="gramEnd"/>
-            <w:r>
-              <w:t/>
+            <w:r>
+              <w:t>eventId</w:t>
             </w:r>
             <w:proofErr w:type="spellEnd"/>
             <w:r>
-              <w:t/>
+              <w:t>}/register</w:t>
             </w:r>
           </w:p>
         </w:tc>
@@ -4015,7 +4032,6 @@
           </w:tcPr>
           <w:p>
             <w:r>
-              <w:lastRenderedPageBreak/>
               <w:t>Registration</w:t>
             </w:r>
           </w:p>
@@ -4027,23 +4043,15 @@
           </w:tcPr>
           <w:p>
             <w:r>
-              <w:t>GET /api/events/my-registrations</w:t>
+              <w:t>GET /</w:t>
             </w:r>
             <w:proofErr w:type="spellStart"/>
             <w:r>
-              <w:t/>
+              <w:t>api</w:t>
             </w:r>
             <w:proofErr w:type="spellEnd"/>
             <w:r>
-              <w:t/>
-            </w:r>
-            <w:proofErr w:type="spellStart"/>
-            <w:r>
-              <w:t/>
-            </w:r>
-            <w:proofErr w:type="spellEnd"/>
-            <w:r>
-              <w:t/>
+              <w:t>/events/my-registrations</w:t>
             </w:r>
           </w:p>
         </w:tc>
@@ -4092,15 +4100,23 @@
           </w:tcPr>
           <w:p>
             <w:r>
-              <w:t>GET /api/events/{eventId}/attendees</w:t>
-            </w:r>
-            <w:proofErr w:type="gramStart"/>
-            <w:r>
-              <w:t/>
-            </w:r>
-            <w:proofErr w:type="gramEnd"/>
-            <w:r>
-              <w:t/>
+              <w:t>GET /</w:t>
+            </w:r>
+            <w:proofErr w:type="spellStart"/>
+            <w:r>
+              <w:t>api</w:t>
+            </w:r>
+            <w:proofErr w:type="spellEnd"/>
+            <w:r>
+              <w:t>/events/{</w:t>
+            </w:r>
+            <w:proofErr w:type="spellStart"/>
+            <w:r>
+              <w:t>eventId</w:t>
+            </w:r>
+            <w:proofErr w:type="spellEnd"/>
+            <w:r>
+              <w:t>}/attendees</w:t>
             </w:r>
           </w:p>
         </w:tc>
@@ -4149,7 +4165,31 @@
           </w:tcPr>
           <w:p>
             <w:r>
-              <w:t>DELETE /api/events/{eventId}/attendees/{attendeeId}</w:t>
+              <w:t>DELETE /</w:t>
+            </w:r>
+            <w:proofErr w:type="spellStart"/>
+            <w:r>
+              <w:t>api</w:t>
+            </w:r>
+            <w:proofErr w:type="spellEnd"/>
+            <w:r>
+              <w:t>/events/{</w:t>
+            </w:r>
+            <w:proofErr w:type="spellStart"/>
+            <w:r>
+              <w:t>eventId</w:t>
+            </w:r>
+            <w:proofErr w:type="spellEnd"/>
+            <w:r>
+              <w:t>}/attendees/{</w:t>
+            </w:r>
+            <w:proofErr w:type="spellStart"/>
+            <w:r>
+              <w:t>attendeeId</w:t>
+            </w:r>
+            <w:proofErr w:type="spellEnd"/>
+            <w:r>
+              <w:t>}</w:t>
             </w:r>
           </w:p>
         </w:tc>
@@ -4198,15 +4238,23 @@
           </w:tcPr>
           <w:p>
             <w:r>
-              <w:t>GET /api/employees; GET /api/employees/{id}</w:t>
-            </w:r>
-            <w:proofErr w:type="gramStart"/>
-            <w:r>
-              <w:t/>
-            </w:r>
-            <w:proofErr w:type="gramEnd"/>
-            <w:r>
-              <w:t/>
+              <w:t>GET /</w:t>
+            </w:r>
+            <w:proofErr w:type="spellStart"/>
+            <w:r>
+              <w:t>api</w:t>
+            </w:r>
+            <w:proofErr w:type="spellEnd"/>
+            <w:r>
+              <w:t>/employees; GET /</w:t>
+            </w:r>
+            <w:proofErr w:type="spellStart"/>
+            <w:r>
+              <w:t>api</w:t>
+            </w:r>
+            <w:proofErr w:type="spellEnd"/>
+            <w:r>
+              <w:t>/employees/{id}</w:t>
             </w:r>
           </w:p>
         </w:tc>
@@ -4255,7 +4303,15 @@
           </w:tcPr>
           <w:p>
             <w:r>
-              <w:t>POST /api/employees</w:t>
+              <w:t>POST /</w:t>
+            </w:r>
+            <w:proofErr w:type="spellStart"/>
+            <w:r>
+              <w:t>api</w:t>
+            </w:r>
+            <w:proofErr w:type="spellEnd"/>
+            <w:r>
+              <w:t>/employees</w:t>
             </w:r>
           </w:p>
         </w:tc>
@@ -4278,9 +4334,6 @@
           <w:p>
             <w:r>
               <w:t>Create.</w:t>
-            </w:r>
-            <w:r>
-              <w:t/>
             </w:r>
           </w:p>
         </w:tc>
@@ -4307,28 +4360,15 @@
           </w:tcPr>
           <w:p>
             <w:r>
-              <w:t>PUT/DELETE /api/employees/{id}</w:t>
+              <w:t>PUT/DELETE /</w:t>
             </w:r>
             <w:proofErr w:type="spellStart"/>
             <w:r>
-              <w:t/>
+              <w:t>api</w:t>
             </w:r>
             <w:proofErr w:type="spellEnd"/>
             <w:r>
-              <w:t/>
-            </w:r>
-            <w:proofErr w:type="gramStart"/>
-            <w:r>
-              <w:t/>
-            </w:r>
-            <w:proofErr w:type="spellStart"/>
-            <w:proofErr w:type="gramEnd"/>
-            <w:r>
-              <w:t/>
-            </w:r>
-            <w:proofErr w:type="spellEnd"/>
-            <w:r>
-              <w:t/>
+              <w:t>/employees/{id}</w:t>
             </w:r>
           </w:p>
         </w:tc>
@@ -4377,21 +4417,24 @@
           </w:tcPr>
           <w:p>
             <w:r>
-              <w:t>GET /api/organizations[/{orgId}]</w:t>
+              <w:t>GET /</w:t>
             </w:r>
             <w:proofErr w:type="spellStart"/>
             <w:r>
-              <w:t/>
+              <w:t>api</w:t>
             </w:r>
             <w:proofErr w:type="spellEnd"/>
             <w:r>
-              <w:t/>
-            </w:r>
-            <w:proofErr w:type="gramStart"/>
-            <w:r>
-              <w:t/>
-            </w:r>
-            <w:proofErr w:type="gramEnd"/>
+              <w:t>/organizations[/{</w:t>
+            </w:r>
+            <w:proofErr w:type="spellStart"/>
+            <w:r>
+              <w:t>orgId</w:t>
+            </w:r>
+            <w:proofErr w:type="spellEnd"/>
+            <w:r>
+              <w:t>}]</w:t>
+            </w:r>
           </w:p>
         </w:tc>
         <w:tc>
@@ -4439,31 +4482,23 @@
           </w:tcPr>
           <w:p>
             <w:r>
-              <w:t>POST/PUT/DELETE /api/organizations/{orgId}</w:t>
+              <w:t>POST/PUT/DELETE /</w:t>
             </w:r>
             <w:proofErr w:type="spellStart"/>
             <w:r>
-              <w:t/>
+              <w:t>api</w:t>
             </w:r>
             <w:proofErr w:type="spellEnd"/>
             <w:r>
-              <w:t/>
-            </w:r>
-            <w:proofErr w:type="gramStart"/>
-            <w:r>
-              <w:t/>
+              <w:t>/organizations/{</w:t>
             </w:r>
             <w:proofErr w:type="spellStart"/>
             <w:r>
-              <w:t/>
+              <w:t>orgId</w:t>
             </w:r>
             <w:proofErr w:type="spellEnd"/>
             <w:r>
-              <w:t/>
-            </w:r>
-            <w:proofErr w:type="gramEnd"/>
-            <w:r>
-              <w:t/>
+              <w:t>}</w:t>
             </w:r>
           </w:p>
         </w:tc>
@@ -4512,31 +4547,23 @@
           </w:tcPr>
           <w:p>
             <w:r>
-              <w:t>GET /api/venues[/{venueId}]</w:t>
+              <w:t>GET /</w:t>
             </w:r>
             <w:proofErr w:type="spellStart"/>
             <w:r>
-              <w:t/>
+              <w:t>api</w:t>
             </w:r>
             <w:proofErr w:type="spellEnd"/>
             <w:r>
-              <w:t/>
-            </w:r>
-            <w:proofErr w:type="gramStart"/>
-            <w:r>
-              <w:t/>
+              <w:t>/venues[/{</w:t>
             </w:r>
             <w:proofErr w:type="spellStart"/>
             <w:r>
-              <w:t/>
+              <w:t>venueId</w:t>
             </w:r>
             <w:proofErr w:type="spellEnd"/>
             <w:r>
-              <w:t/>
-            </w:r>
-            <w:proofErr w:type="gramEnd"/>
-            <w:r>
-              <w:t/>
+              <w:t>}]</w:t>
             </w:r>
           </w:p>
         </w:tc>
@@ -4585,15 +4612,15 @@
           </w:tcPr>
           <w:p>
             <w:r>
-              <w:t>POST /api/venues</w:t>
+              <w:t>POST /</w:t>
             </w:r>
             <w:proofErr w:type="spellStart"/>
             <w:r>
-              <w:t/>
+              <w:t>api</w:t>
             </w:r>
             <w:proofErr w:type="spellEnd"/>
             <w:r>
-              <w:t/>
+              <w:t>/venues</w:t>
             </w:r>
           </w:p>
         </w:tc>
@@ -4642,28 +4669,23 @@
           </w:tcPr>
           <w:p>
             <w:r>
-              <w:t>PUT/DELETE /api/venues/{venueId}</w:t>
+              <w:t>PUT/DELETE /</w:t>
             </w:r>
             <w:proofErr w:type="spellStart"/>
             <w:r>
-              <w:t/>
+              <w:t>api</w:t>
             </w:r>
             <w:proofErr w:type="spellEnd"/>
             <w:r>
-              <w:t/>
-            </w:r>
-            <w:proofErr w:type="gramStart"/>
-            <w:r>
-              <w:t/>
+              <w:t>/venues/{</w:t>
             </w:r>
             <w:proofErr w:type="spellStart"/>
-            <w:proofErr w:type="gramEnd"/>
-            <w:r>
-              <w:t/>
+            <w:r>
+              <w:t>venueId</w:t>
             </w:r>
             <w:proofErr w:type="spellEnd"/>
             <w:r>
-              <w:t/>
+              <w:t>}</w:t>
             </w:r>
           </w:p>
         </w:tc>
@@ -4712,28 +4734,23 @@
           </w:tcPr>
           <w:p>
             <w:r>
-              <w:t>POST/GET /api/events/{eventId}/staff</w:t>
+              <w:t>POST/GET /</w:t>
             </w:r>
             <w:proofErr w:type="spellStart"/>
             <w:r>
-              <w:t/>
+              <w:t>api</w:t>
             </w:r>
             <w:proofErr w:type="spellEnd"/>
             <w:r>
-              <w:t/>
-            </w:r>
-            <w:proofErr w:type="gramStart"/>
-            <w:r>
-              <w:t/>
+              <w:t>/events/{</w:t>
             </w:r>
             <w:proofErr w:type="spellStart"/>
-            <w:proofErr w:type="gramEnd"/>
-            <w:r>
-              <w:t/>
+            <w:r>
+              <w:t>eventId</w:t>
             </w:r>
             <w:proofErr w:type="spellEnd"/>
             <w:r>
-              <w:t/>
+              <w:t>}/staff</w:t>
             </w:r>
           </w:p>
         </w:tc>
@@ -4754,13 +4771,8 @@
             <w:vAlign w:val="center"/>
           </w:tcPr>
           <w:p>
-            <w:proofErr w:type="gramStart"/>
             <w:r>
               <w:t>Assign/list.</w:t>
-            </w:r>
-            <w:proofErr w:type="gramEnd"/>
-            <w:r>
-              <w:t xml:space="preserve"/>
             </w:r>
           </w:p>
         </w:tc>
@@ -4776,6 +4788,7 @@
           </w:tcPr>
           <w:p>
             <w:r>
+              <w:lastRenderedPageBreak/>
               <w:t>Staffing</w:t>
             </w:r>
           </w:p>
@@ -4787,15 +4800,31 @@
           </w:tcPr>
           <w:p>
             <w:r>
-              <w:t>GET /api/employees/*/tasks; PUT/POST/DELETE /api/staff/{assignmentId}</w:t>
+              <w:t>GET /</w:t>
             </w:r>
             <w:proofErr w:type="spellStart"/>
             <w:r>
-              <w:t/>
+              <w:t>api</w:t>
             </w:r>
             <w:proofErr w:type="spellEnd"/>
             <w:r>
-              <w:t/>
+              <w:t>/employees/*/tasks; PUT/POST/DELETE /</w:t>
+            </w:r>
+            <w:proofErr w:type="spellStart"/>
+            <w:r>
+              <w:t>api</w:t>
+            </w:r>
+            <w:proofErr w:type="spellEnd"/>
+            <w:r>
+              <w:t>/staff/{</w:t>
+            </w:r>
+            <w:proofErr w:type="spellStart"/>
+            <w:r>
+              <w:t>assignmentId</w:t>
+            </w:r>
+            <w:proofErr w:type="spellEnd"/>
+            <w:r>
+              <w:t>}</w:t>
             </w:r>
           </w:p>
         </w:tc>
@@ -5090,7 +5119,15 @@
     </w:tbl>
     <w:p>
       <w:r>
-        <w:t>These expectations reflect current EventManagementSys architecture and source configuration.</w:t>
+        <w:t xml:space="preserve">These expectations reflect current </w:t>
+      </w:r>
+      <w:proofErr w:type="spellStart"/>
+      <w:r>
+        <w:t>EventManagementSys</w:t>
+      </w:r>
+      <w:proofErr w:type="spellEnd"/>
+      <w:r>
+        <w:t xml:space="preserve"> architecture and source configuration.</w:t>
       </w:r>
     </w:p>
     <w:p>
@@ -5225,7 +5262,6 @@
           </w:tcPr>
           <w:p>
             <w:r>
-              <w:lastRenderedPageBreak/>
               <w:t>Maintainability</w:t>
             </w:r>
           </w:p>
@@ -5317,8 +5353,29 @@
             <w:vAlign w:val="center"/>
           </w:tcPr>
           <w:p>
-            <w:r>
-              <w:t>xUnit/Moq; Vitest and Angular unit tests.</w:t>
+            <w:proofErr w:type="spellStart"/>
+            <w:r>
+              <w:t>xUnit</w:t>
+            </w:r>
+            <w:proofErr w:type="spellEnd"/>
+            <w:r>
+              <w:t>/</w:t>
+            </w:r>
+            <w:proofErr w:type="spellStart"/>
+            <w:r>
+              <w:t>Moq</w:t>
+            </w:r>
+            <w:proofErr w:type="spellEnd"/>
+            <w:r>
+              <w:t xml:space="preserve">; </w:t>
+            </w:r>
+            <w:proofErr w:type="spellStart"/>
+            <w:r>
+              <w:t>Vitest</w:t>
+            </w:r>
+            <w:proofErr w:type="spellEnd"/>
+            <w:r>
+              <w:t xml:space="preserve"> and Angular unit tests.</w:t>
             </w:r>
           </w:p>
         </w:tc>
@@ -5372,7 +5429,15 @@
           </w:tcPr>
           <w:p>
             <w:r>
-              <w:t>Swagger/OpenAPI in development.</w:t>
+              <w:t>Swagger/</w:t>
+            </w:r>
+            <w:proofErr w:type="spellStart"/>
+            <w:r>
+              <w:t>OpenAPI</w:t>
+            </w:r>
+            <w:proofErr w:type="spellEnd"/>
+            <w:r>
+              <w:t xml:space="preserve"> in development.</w:t>
             </w:r>
           </w:p>
         </w:tc>
@@ -5676,6 +5741,7 @@
         <w:pStyle w:val="ListBullet"/>
       </w:pPr>
       <w:r>
+        <w:lastRenderedPageBreak/>
         <w:t>AC-04: Attendees can register and receive success/failure feedback.</w:t>
       </w:r>
     </w:p>
@@ -5839,11 +5905,7 @@
           </w:tcPr>
           <w:p>
             <w:r>
-              <w:t xml:space="preserve">Microsoft identity/local user.</w:t>
-            </w:r>
-            <w:r>
-              <w:lastRenderedPageBreak/>
-              <w:t/>
+              <w:t>Microsoft identity/local user.</w:t>
             </w:r>
           </w:p>
         </w:tc>
@@ -5854,12 +5916,7 @@
           </w:tcPr>
           <w:p>
             <w:r>
-              <w:lastRenderedPageBreak/>
-              <w:t xml:space="preserve">Verify token/claims.</w:t>
-            </w:r>
-            <w:r>
-              <w:lastRenderedPageBreak/>
-              <w:t/>
+              <w:t>Verify token/claims.</w:t>
             </w:r>
           </w:p>
         </w:tc>
@@ -5875,7 +5932,6 @@
           </w:tcPr>
           <w:p>
             <w:r>
-              <w:lastRenderedPageBreak/>
               <w:t>Dashboard</w:t>
             </w:r>
           </w:p>
@@ -6179,9 +6235,11 @@
             <w:vAlign w:val="center"/>
           </w:tcPr>
           <w:p>
+            <w:proofErr w:type="spellStart"/>
             <w:r>
               <w:t>AuthZ</w:t>
             </w:r>
+            <w:proofErr w:type="spellEnd"/>
           </w:p>
         </w:tc>
         <w:tc>
@@ -6239,13 +6297,8 @@
             <w:vAlign w:val="center"/>
           </w:tcPr>
           <w:p>
-            <w:proofErr w:type="gramStart"/>
             <w:r>
               <w:t>Verify unit-test coverage.</w:t>
-            </w:r>
-            <w:proofErr w:type="gramEnd"/>
-            <w:r>
-              <w:t xml:space="preserve"/>
             </w:r>
           </w:p>
         </w:tc>
@@ -6447,7 +6500,6 @@
     </w:p>
     <w:p>
       <w:r>
-        <w:lastRenderedPageBreak/>
         <w:t>The application depends on SQL Server, Entra configuration, and permitted frontend/API origins.</w:t>
       </w:r>
     </w:p>
@@ -6667,6 +6719,7 @@
           </w:tcPr>
           <w:p>
             <w:r>
+              <w:lastRenderedPageBreak/>
               <w:t>Database</w:t>
             </w:r>
           </w:p>
@@ -6704,9 +6757,19 @@
             <w:vAlign w:val="center"/>
           </w:tcPr>
           <w:p>
-            <w:r>
-              <w:t>Microsoft.Identity.Web / Entra bearer; JwtBearer</w:t>
-            </w:r>
+            <w:proofErr w:type="spellStart"/>
+            <w:r>
+              <w:t>Microsoft.Identity.Web</w:t>
+            </w:r>
+            <w:proofErr w:type="spellEnd"/>
+            <w:r>
+              <w:t xml:space="preserve"> / Entra bearer; </w:t>
+            </w:r>
+            <w:proofErr w:type="spellStart"/>
+            <w:r>
+              <w:t>JwtBearer</w:t>
+            </w:r>
+            <w:proofErr w:type="spellEnd"/>
           </w:p>
         </w:tc>
       </w:tr>
@@ -6732,8 +6795,13 @@
           </w:tcPr>
           <w:p>
             <w:r>
-              <w:t>Swagger / OpenAPI</w:t>
-            </w:r>
+              <w:t xml:space="preserve">Swagger / </w:t>
+            </w:r>
+            <w:proofErr w:type="spellStart"/>
+            <w:r>
+              <w:t>OpenAPI</w:t>
+            </w:r>
+            <w:proofErr w:type="spellEnd"/>
           </w:p>
         </w:tc>
       </w:tr>
@@ -6758,8 +6826,13 @@
             <w:vAlign w:val="center"/>
           </w:tcPr>
           <w:p>
-            <w:r>
-              <w:t>Vitest, Testing Library, Angular unit tests</w:t>
+            <w:proofErr w:type="spellStart"/>
+            <w:r>
+              <w:t>Vitest</w:t>
+            </w:r>
+            <w:proofErr w:type="spellEnd"/>
+            <w:r>
+              <w:t>, Testing Library, Angular unit tests</w:t>
             </w:r>
           </w:p>
         </w:tc>
@@ -6785,9 +6858,19 @@
             <w:vAlign w:val="center"/>
           </w:tcPr>
           <w:p>
-            <w:r>
-              <w:t>xUnit and Moq</w:t>
-            </w:r>
+            <w:proofErr w:type="spellStart"/>
+            <w:r>
+              <w:t>xUnit</w:t>
+            </w:r>
+            <w:proofErr w:type="spellEnd"/>
+            <w:r>
+              <w:t xml:space="preserve"> and </w:t>
+            </w:r>
+            <w:proofErr w:type="spellStart"/>
+            <w:r>
+              <w:t>Moq</w:t>
+            </w:r>
+            <w:proofErr w:type="spellEnd"/>
           </w:p>
         </w:tc>
       </w:tr>
@@ -7825,6 +7908,7 @@
   <w:style w:type="character" w:default="1" w:styleId="DefaultParagraphFont">
     <w:name w:val="Default Paragraph Font"/>
     <w:uiPriority w:val="1"/>
+    <w:semiHidden/>
     <w:unhideWhenUsed/>
   </w:style>
   <w:style w:type="table" w:default="1" w:styleId="TableNormal">

--- a/EventManagementSys.api/EventManagement_FRD.docx
+++ b/EventManagementSys.api/EventManagement_FRD.docx
@@ -324,7 +324,7 @@
       </w:r>
       <w:proofErr w:type="spellStart"/>
       <w:r>
-        <w:t>EventManagementSys.api</w:t>
+        <w:t>EventManagementSys</w:t>
       </w:r>
       <w:proofErr w:type="spellEnd"/>
       <w:r>
@@ -452,7 +452,6 @@
         <w:rPr>
           <w:color w:val="000000" w:themeColor="text1"/>
         </w:rPr>
-        <w:lastRenderedPageBreak/>
         <w:t>5. User Roles and Permissions</w:t>
       </w:r>
     </w:p>
@@ -526,6 +525,7 @@
           </w:tcPr>
           <w:p>
             <w:r>
+              <w:lastRenderedPageBreak/>
               <w:t>Sign in through identity provider</w:t>
             </w:r>
           </w:p>
@@ -1689,7 +1689,6 @@
           </w:tcPr>
           <w:p>
             <w:r>
-              <w:lastRenderedPageBreak/>
               <w:t>FR-011</w:t>
             </w:r>
           </w:p>
@@ -1772,7 +1771,11 @@
           </w:tcPr>
           <w:p>
             <w:r>
-              <w:t>Complete/decline task.</w:t>
+              <w:t xml:space="preserve">Complete/decline </w:t>
+            </w:r>
+            <w:r>
+              <w:lastRenderedPageBreak/>
+              <w:t>task.</w:t>
             </w:r>
           </w:p>
         </w:tc>
@@ -1783,6 +1786,7 @@
           </w:tcPr>
           <w:p>
             <w:r>
+              <w:lastRenderedPageBreak/>
               <w:t>Permitted task action.</w:t>
             </w:r>
           </w:p>
@@ -1794,7 +1798,11 @@
           </w:tcPr>
           <w:p>
             <w:r>
-              <w:t>Status updates and task list refreshes.</w:t>
+              <w:t xml:space="preserve">Status updates </w:t>
+            </w:r>
+            <w:r>
+              <w:lastRenderedPageBreak/>
+              <w:t>and task list refreshes.</w:t>
             </w:r>
           </w:p>
         </w:tc>
@@ -1810,6 +1818,7 @@
           </w:tcPr>
           <w:p>
             <w:r>
+              <w:lastRenderedPageBreak/>
               <w:t>FR-013</w:t>
             </w:r>
           </w:p>
@@ -2331,7 +2340,6 @@
         <w:pStyle w:val="ListBullet"/>
       </w:pPr>
       <w:r>
-        <w:lastRenderedPageBreak/>
         <w:t>Assignments can be listed by event, employee, or current user.</w:t>
       </w:r>
     </w:p>
@@ -2356,6 +2364,7 @@
         <w:pStyle w:val="ListBullet"/>
       </w:pPr>
       <w:r>
+        <w:lastRenderedPageBreak/>
         <w:t>Task lists show event, task, deadline, status; actions depend on task/event state.</w:t>
       </w:r>
     </w:p>
@@ -3081,7 +3090,6 @@
     </w:p>
     <w:p>
       <w:r>
-        <w:lastRenderedPageBreak/>
         <w:t>Entities include users, events, attendees, employees, organizations, venues, registrations, and employee-event assignments.</w:t>
       </w:r>
     </w:p>
@@ -3096,6 +3104,7 @@
         <w:rPr>
           <w:color w:val="000000" w:themeColor="text1"/>
         </w:rPr>
+        <w:lastRenderedPageBreak/>
         <w:t>10. API Functional Requirements</w:t>
       </w:r>
     </w:p>
@@ -4788,7 +4797,6 @@
           </w:tcPr>
           <w:p>
             <w:r>
-              <w:lastRenderedPageBreak/>
               <w:t>Staffing</w:t>
             </w:r>
           </w:p>
@@ -4868,6 +4876,7 @@
         <w:rPr>
           <w:color w:val="000000" w:themeColor="text1"/>
         </w:rPr>
+        <w:lastRenderedPageBreak/>
         <w:t>1</w:t>
       </w:r>
       <w:r>
@@ -5741,7 +5750,6 @@
         <w:pStyle w:val="ListBullet"/>
       </w:pPr>
       <w:r>
-        <w:lastRenderedPageBreak/>
         <w:t>AC-04: Attendees can register and receive success/failure feedback.</w:t>
       </w:r>
     </w:p>
@@ -5774,6 +5782,7 @@
         <w:pStyle w:val="ListBullet"/>
       </w:pPr>
       <w:r>
+        <w:lastRenderedPageBreak/>
         <w:t>AC-08: Protected endpoints enforce configured bearer-token and role requirements.</w:t>
       </w:r>
     </w:p>
@@ -6719,7 +6728,6 @@
           </w:tcPr>
           <w:p>
             <w:r>
-              <w:lastRenderedPageBreak/>
               <w:t>Database</w:t>
             </w:r>
           </w:p>
@@ -6848,6 +6856,7 @@
           </w:tcPr>
           <w:p>
             <w:r>
+              <w:lastRenderedPageBreak/>
               <w:t>Backend Tests</w:t>
             </w:r>
           </w:p>
